--- a/output/quotes/BG-2026-0003_hop-dong-mua-ban.docx
+++ b/output/quotes/BG-2026-0003_hop-dong-mua-ban.docx
@@ -35,12 +35,12 @@
     </w:p>
     <w:p>
       <w:r>
-        <w:t>Căn cứ báo giá số BG-2026-0003 ngày 18/05/2026.</w:t>
+        <w:t>Căn cứ báo giá số BG-2026-0003 ngày 03/06/2026.</w:t>
       </w:r>
     </w:p>
     <w:p>
       <w:r>
-        <w:t>Hôm nay, ngày 18/05/2026, chúng tôi gồm:</w:t>
+        <w:t>Hôm nay, ngày 03/06/2026, chúng tôi gồm:</w:t>
       </w:r>
     </w:p>
     <w:p>
@@ -50,27 +50,22 @@
     </w:p>
     <w:p>
       <w:r>
-        <w:t>Tên: CTY TEST HD</w:t>
+        <w:t>Tên: Khách vãng lai</w:t>
       </w:r>
     </w:p>
     <w:p>
       <w:r>
-        <w:t>Đại diện: A    Chức vụ: GD</w:t>
+        <w:t xml:space="preserve">Đại diện: </w:t>
       </w:r>
     </w:p>
     <w:p>
       <w:r>
-        <w:t>Địa chỉ: HN</w:t>
+        <w:t>Địa chỉ: —</w:t>
       </w:r>
     </w:p>
     <w:p>
       <w:r>
         <w:t>Điện thoại: —</w:t>
-      </w:r>
-    </w:p>
-    <w:p>
-      <w:r>
-        <w:t>MST: 999888777</w:t>
       </w:r>
     </w:p>
     <w:p>
@@ -85,27 +80,17 @@
     </w:p>
     <w:p>
       <w:r>
-        <w:t>Đại diện: Lê Quang Anh    Chức vụ: Giám đốc</w:t>
+        <w:t>Đại diện: —    Chức vụ: Giám đốc</w:t>
       </w:r>
     </w:p>
     <w:p>
       <w:r>
-        <w:t>Địa chỉ: Số nhà 91, đường Vân Giang, Phường Hoa Lư, Tỉnh Ninh Bình, Việt Nam</w:t>
+        <w:t>Địa chỉ: —</w:t>
       </w:r>
     </w:p>
     <w:p>
       <w:r>
-        <w:t>Điện thoại: 0974904082</w:t>
-      </w:r>
-    </w:p>
-    <w:p>
-      <w:r>
-        <w:t>Số TK: 560061277 - Ngân hàng TMCP Việt Nam Thịnh Vượng</w:t>
-      </w:r>
-    </w:p>
-    <w:p>
-      <w:r>
-        <w:t>MST: 2701004623</w:t>
+        <w:t>Điện thoại: —</w:t>
       </w:r>
     </w:p>
     <w:p>
@@ -194,134 +179,10 @@
           </w:p>
         </w:tc>
       </w:tr>
-      <w:tr>
-        <w:tc>
-          <w:tcPr>
-            <w:tcW w:type="dxa" w:w="1440"/>
-          </w:tcPr>
-          <w:p>
-            <w:r>
-              <w:t>1</w:t>
-            </w:r>
-          </w:p>
-        </w:tc>
-        <w:tc>
-          <w:tcPr>
-            <w:tcW w:type="dxa" w:w="1440"/>
-          </w:tcPr>
-          <w:p>
-            <w:r>
-              <w:t>DJI Action 4 Adventure Combo</w:t>
-            </w:r>
-          </w:p>
-        </w:tc>
-        <w:tc>
-          <w:tcPr>
-            <w:tcW w:type="dxa" w:w="1440"/>
-          </w:tcPr>
-          <w:p>
-            <w:r>
-              <w:t>cái</w:t>
-            </w:r>
-          </w:p>
-        </w:tc>
-        <w:tc>
-          <w:tcPr>
-            <w:tcW w:type="dxa" w:w="1440"/>
-          </w:tcPr>
-          <w:p>
-            <w:r>
-              <w:t>1</w:t>
-            </w:r>
-          </w:p>
-        </w:tc>
-        <w:tc>
-          <w:tcPr>
-            <w:tcW w:type="dxa" w:w="1440"/>
-          </w:tcPr>
-          <w:p>
-            <w:r>
-              <w:t>8.900.000</w:t>
-            </w:r>
-          </w:p>
-        </w:tc>
-        <w:tc>
-          <w:tcPr>
-            <w:tcW w:type="dxa" w:w="1440"/>
-          </w:tcPr>
-          <w:p>
-            <w:r>
-              <w:t>8.900.000</w:t>
-            </w:r>
-          </w:p>
-        </w:tc>
-      </w:tr>
-      <w:tr>
-        <w:tc>
-          <w:tcPr>
-            <w:tcW w:type="dxa" w:w="1440"/>
-          </w:tcPr>
-          <w:p>
-            <w:r>
-              <w:t>2</w:t>
-            </w:r>
-          </w:p>
-        </w:tc>
-        <w:tc>
-          <w:tcPr>
-            <w:tcW w:type="dxa" w:w="1440"/>
-          </w:tcPr>
-          <w:p>
-            <w:r>
-              <w:t>Samsung A53 6/128 Đen</w:t>
-            </w:r>
-          </w:p>
-        </w:tc>
-        <w:tc>
-          <w:tcPr>
-            <w:tcW w:type="dxa" w:w="1440"/>
-          </w:tcPr>
-          <w:p>
-            <w:r>
-              <w:t>cái</w:t>
-            </w:r>
-          </w:p>
-        </w:tc>
-        <w:tc>
-          <w:tcPr>
-            <w:tcW w:type="dxa" w:w="1440"/>
-          </w:tcPr>
-          <w:p>
-            <w:r>
-              <w:t>1</w:t>
-            </w:r>
-          </w:p>
-        </w:tc>
-        <w:tc>
-          <w:tcPr>
-            <w:tcW w:type="dxa" w:w="1440"/>
-          </w:tcPr>
-          <w:p>
-            <w:r>
-              <w:t>5.000.000</w:t>
-            </w:r>
-          </w:p>
-        </w:tc>
-        <w:tc>
-          <w:tcPr>
-            <w:tcW w:type="dxa" w:w="1440"/>
-          </w:tcPr>
-          <w:p>
-            <w:r>
-              <w:t>5.000.000</w:t>
-            </w:r>
-          </w:p>
-        </w:tc>
-      </w:tr>
     </w:tbl>
     <w:p>
       <w:r>
-        <w:t>Tổng giá trị hàng hóa (chưa VAT): 13.900.000 đ</w:t>
+        <w:t>Tổng giá trị hàng hóa (chưa VAT): 100.000 đ</w:t>
       </w:r>
     </w:p>
     <w:p>
@@ -331,7 +192,7 @@
     </w:p>
     <w:p>
       <w:r>
-        <w:t>Tổng giá trị thanh toán: 13.900.000 đ</w:t>
+        <w:t>Tổng giá trị thanh toán: 100.000 đ</w:t>
       </w:r>
     </w:p>
     <w:p>
@@ -361,7 +222,7 @@
     </w:p>
     <w:p>
       <w:r>
-        <w:t>Hợp đồng có hiệu lực kể từ ngày ký đến hết ngày 17/06/2026.</w:t>
+        <w:t>Hợp đồng có hiệu lực kể từ ngày ký đến hết ngày 03/07/2026.</w:t>
       </w:r>
     </w:p>
     <w:p>
